--- a/public/MEMBRETE.docx
+++ b/public/MEMBRETE.docx
@@ -68,31 +68,21 @@
         <w:rPr>
           <w:rFonts w:ascii="Arial" w:hAnsi="Arial" w:cs="Arial"/>
         </w:rPr>
-        <w:t xml:space="preserve">Morelia, Michoacán; a </w:t>
-      </w:r>
-      <w:r>
-        <w:rPr>
-          <w:rFonts w:ascii="Arial" w:hAnsi="Arial" w:cs="Arial"/>
-        </w:rPr>
-        <w:t>0</w:t>
-      </w:r>
-      <w:r>
-        <w:rPr>
-          <w:rFonts w:ascii="Arial" w:hAnsi="Arial" w:cs="Arial"/>
-        </w:rPr>
-        <w:t>9</w:t>
-      </w:r>
-      <w:r>
-        <w:rPr>
-          <w:rFonts w:ascii="Arial" w:hAnsi="Arial" w:cs="Arial"/>
-        </w:rPr>
-        <w:t xml:space="preserve"> de juni</w:t>
-      </w:r>
-      <w:r>
-        <w:rPr>
-          <w:rFonts w:ascii="Arial" w:hAnsi="Arial" w:cs="Arial"/>
-        </w:rPr>
-        <w:t>o del 2026.</w:t>
+        <w:t>Morelia, Michoacán; a ${</w:t>
+      </w:r>
+      <w:proofErr w:type="spellStart"/>
+      <w:r>
+        <w:rPr>
+          <w:rFonts w:ascii="Arial" w:hAnsi="Arial" w:cs="Arial"/>
+        </w:rPr>
+        <w:t>fecha_larga</w:t>
+      </w:r>
+      <w:proofErr w:type="spellEnd"/>
+      <w:r>
+        <w:rPr>
+          <w:rFonts w:ascii="Arial" w:hAnsi="Arial" w:cs="Arial"/>
+        </w:rPr>
+        <w:t>}.</w:t>
       </w:r>
     </w:p>
     <w:p>
@@ -121,16 +111,30 @@
         <w:rPr>
           <w:rFonts w:ascii="Arial" w:hAnsi="Arial" w:cs="Arial"/>
           <w:b/>
-          <w:lang w:val="pt-BR"/>
-        </w:rPr>
-      </w:pPr>
-      <w:r>
-        <w:rPr>
-          <w:rFonts w:ascii="Arial" w:hAnsi="Arial" w:cs="Arial"/>
-          <w:b/>
-          <w:lang w:val="pt-BR"/>
-        </w:rPr>
-        <w:t>MTRO. CARLOS ROBERTO GÓMEZ RUÍZ</w:t>
+        </w:rPr>
+      </w:pPr>
+      <w:r>
+        <w:rPr>
+          <w:rFonts w:ascii="Arial" w:hAnsi="Arial" w:cs="Arial"/>
+          <w:b/>
+        </w:rPr>
+        <w:t>${</w:t>
+      </w:r>
+      <w:proofErr w:type="spellStart"/>
+      <w:r>
+        <w:rPr>
+          <w:rFonts w:ascii="Arial" w:hAnsi="Arial" w:cs="Arial"/>
+          <w:b/>
+        </w:rPr>
+        <w:t>destinatario_nombre</w:t>
+      </w:r>
+      <w:proofErr w:type="spellEnd"/>
+      <w:r>
+        <w:rPr>
+          <w:rFonts w:ascii="Arial" w:hAnsi="Arial" w:cs="Arial"/>
+          <w:b/>
+        </w:rPr>
+        <w:t>}</w:t>
       </w:r>
     </w:p>
     <w:p>
@@ -139,24 +143,30 @@
         <w:rPr>
           <w:rFonts w:ascii="Arial" w:hAnsi="Arial" w:cs="Arial"/>
           <w:b/>
-          <w:lang w:val="pt-BR"/>
-        </w:rPr>
-      </w:pPr>
-      <w:r>
-        <w:rPr>
-          <w:rFonts w:ascii="Arial" w:hAnsi="Arial" w:cs="Arial"/>
-          <w:b/>
-          <w:lang w:val="pt-BR"/>
-        </w:rPr>
-        <w:t>COORDINADOR DE AGRUPAMIENTOS</w:t>
-      </w:r>
-      <w:r>
-        <w:rPr>
-          <w:rFonts w:ascii="Arial" w:hAnsi="Arial" w:cs="Arial"/>
-          <w:b/>
-          <w:lang w:val="pt-BR"/>
-        </w:rPr>
-        <w:tab/>
+        </w:rPr>
+      </w:pPr>
+      <w:r>
+        <w:rPr>
+          <w:rFonts w:ascii="Arial" w:hAnsi="Arial" w:cs="Arial"/>
+          <w:b/>
+        </w:rPr>
+        <w:t>${</w:t>
+      </w:r>
+      <w:proofErr w:type="spellStart"/>
+      <w:r>
+        <w:rPr>
+          <w:rFonts w:ascii="Arial" w:hAnsi="Arial" w:cs="Arial"/>
+          <w:b/>
+        </w:rPr>
+        <w:t>destinatario_cargo</w:t>
+      </w:r>
+      <w:proofErr w:type="spellEnd"/>
+      <w:r>
+        <w:rPr>
+          <w:rFonts w:ascii="Arial" w:hAnsi="Arial" w:cs="Arial"/>
+          <w:b/>
+        </w:rPr>
+        <w:t>}</w:t>
       </w:r>
       <w:r>
         <w:rPr>
@@ -237,86 +247,24 @@
           <w:rFonts w:ascii="Arial" w:hAnsi="Arial" w:cs="Arial"/>
           <w:bCs/>
         </w:rPr>
-        <w:t>Por medio del presente, me permito solicitar atentamente su valioso apoyo para difundir entre el personal adscrito a su cargo la presente invitación, con el propósito de identificar a quienes cuenten con experiencia, conocimientos o formación en el área de Equinoterapia y que, además, manifiesten interés en integrarse al grupo de trabajo responsable de esta actividad.</w:t>
-      </w:r>
-    </w:p>
-    <w:p>
-      <w:pPr>
-        <w:spacing w:line="276" w:lineRule="auto"/>
-        <w:jc w:val="both"/>
+        <w:t>${</w:t>
+      </w:r>
+      <w:proofErr w:type="spellStart"/>
+      <w:r>
         <w:rPr>
           <w:rFonts w:ascii="Arial" w:hAnsi="Arial" w:cs="Arial"/>
           <w:bCs/>
         </w:rPr>
-      </w:pPr>
-    </w:p>
-    <w:p>
-      <w:pPr>
-        <w:spacing w:line="276" w:lineRule="auto"/>
-        <w:jc w:val="both"/>
+        <w:t>cuerpo_oficio</w:t>
+      </w:r>
+      <w:proofErr w:type="spellEnd"/>
+      <w:r>
         <w:rPr>
           <w:rFonts w:ascii="Arial" w:hAnsi="Arial" w:cs="Arial"/>
           <w:bCs/>
         </w:rPr>
-      </w:pPr>
-      <w:r>
-        <w:rPr>
-          <w:rFonts w:ascii="Arial" w:hAnsi="Arial" w:cs="Arial"/>
-          <w:bCs/>
-        </w:rPr>
-        <w:t xml:space="preserve">En este sentido, se agradecerá que el personal que reúna el perfil antes señalado y </w:t>
-      </w:r>
-    </w:p>
-    <w:p>
-      <w:pPr>
-        <w:spacing w:line="276" w:lineRule="auto"/>
-        <w:jc w:val="both"/>
-        <w:rPr>
-          <w:rFonts w:ascii="Arial" w:hAnsi="Arial" w:cs="Arial"/>
-          <w:bCs/>
-        </w:rPr>
-      </w:pPr>
-      <w:r>
-        <w:rPr>
-          <w:rFonts w:ascii="Arial" w:hAnsi="Arial" w:cs="Arial"/>
-          <w:bCs/>
-        </w:rPr>
-        <w:t>tenga interés en integrarse a esta actividad sea asignado a esta área, con el propósito de fortalecer las capacidades institucionales en materia de Equinoterapia, favoreciendo el adecuado desarrollo de las actividades terapéuticas, educativas y de apoyo asistidas con equinos, en beneficio de las personas usuarias de este servicio.</w:t>
-      </w:r>
-      <w:r>
-        <w:rPr>
-          <w:rFonts w:ascii="Arial" w:hAnsi="Arial" w:cs="Arial"/>
-          <w:bCs/>
-        </w:rPr>
-        <w:br/>
-      </w:r>
-    </w:p>
-    <w:p>
-      <w:pPr>
-        <w:spacing w:line="276" w:lineRule="auto"/>
-        <w:jc w:val="both"/>
-        <w:rPr>
-          <w:rFonts w:ascii="Arial" w:hAnsi="Arial" w:cs="Arial"/>
-          <w:bCs/>
-        </w:rPr>
-      </w:pPr>
-      <w:r>
-        <w:rPr>
-          <w:rFonts w:ascii="Arial" w:hAnsi="Arial" w:cs="Arial"/>
-          <w:bCs/>
-        </w:rPr>
-        <w:t>Sin más por el momento, agradezco de antemano la atención brindada a la presente y quedo en espera de una respuesta favorable.</w:t>
-      </w:r>
-    </w:p>
-    <w:p>
-      <w:pPr>
-        <w:spacing w:line="276" w:lineRule="auto"/>
-        <w:jc w:val="both"/>
-        <w:rPr>
-          <w:rFonts w:ascii="Arial" w:hAnsi="Arial" w:cs="Arial"/>
-          <w:bCs/>
-        </w:rPr>
-      </w:pPr>
+        <w:t>}</w:t>
+      </w:r>
     </w:p>
     <w:p>
       <w:pPr>
@@ -432,27 +380,26 @@
           <w:b/>
           <w:lang w:val="pt-BR"/>
         </w:rPr>
-        <w:t>CMTE. FREDY ERASTO GONZALEZ OROZC</w:t>
-      </w:r>
+        <w:t>${</w:t>
+      </w:r>
+      <w:proofErr w:type="spellStart"/>
       <w:r>
         <w:rPr>
           <w:rFonts w:ascii="Arial" w:hAnsi="Arial" w:cs="Arial"/>
           <w:b/>
           <w:lang w:val="pt-BR"/>
         </w:rPr>
-        <w:t>O</w:t>
-      </w:r>
-    </w:p>
-    <w:p>
-      <w:pPr>
-        <w:contextualSpacing/>
-        <w:jc w:val="center"/>
+        <w:t>firma_nombre</w:t>
+      </w:r>
+      <w:proofErr w:type="spellEnd"/>
+      <w:r>
         <w:rPr>
           <w:rFonts w:ascii="Arial" w:hAnsi="Arial" w:cs="Arial"/>
           <w:b/>
           <w:lang w:val="pt-BR"/>
         </w:rPr>
-      </w:pPr>
+        <w:t>}</w:t>
+      </w:r>
     </w:p>
     <w:p>
       <w:pPr>
@@ -659,7 +606,6 @@
                               <w:bCs/>
                               <w:sz w:val="18"/>
                               <w:szCs w:val="18"/>
-                              <w:lang w:val="es-ES"/>
                             </w:rPr>
                           </w:pPr>
                           <w:r>
@@ -668,19 +614,8 @@
                               <w:bCs/>
                               <w:sz w:val="18"/>
                               <w:szCs w:val="18"/>
-                              <w:lang w:val="es-ES"/>
                             </w:rPr>
-                            <w:t>S</w:t>
-                          </w:r>
-                          <w:r>
-                            <w:rPr>
-                              <w:b/>
-                              <w:bCs/>
-                              <w:sz w:val="18"/>
-                              <w:szCs w:val="18"/>
-                              <w:lang w:val="es-ES"/>
-                            </w:rPr>
-                            <w:t>OLICITUD DE PERSONAL PARA EQUINOTERAPIA.</w:t>
+                            <w:t>${asunto}</w:t>
                           </w:r>
                         </w:p>
                       </w:txbxContent>
@@ -713,7 +648,6 @@
                         <w:bCs/>
                         <w:sz w:val="18"/>
                         <w:szCs w:val="18"/>
-                        <w:lang w:val="es-ES"/>
                       </w:rPr>
                     </w:pPr>
                     <w:r>
@@ -722,19 +656,8 @@
                         <w:bCs/>
                         <w:sz w:val="18"/>
                         <w:szCs w:val="18"/>
-                        <w:lang w:val="es-ES"/>
                       </w:rPr>
-                      <w:t>S</w:t>
-                    </w:r>
-                    <w:r>
-                      <w:rPr>
-                        <w:b/>
-                        <w:bCs/>
-                        <w:sz w:val="18"/>
-                        <w:szCs w:val="18"/>
-                        <w:lang w:val="es-ES"/>
-                      </w:rPr>
-                      <w:t>OLICITUD DE PERSONAL PARA EQUINOTERAPIA.</w:t>
+                      <w:t>${asunto}</w:t>
                     </w:r>
                   </w:p>
                 </w:txbxContent>
@@ -1059,7 +982,6 @@
                               <w:bCs/>
                               <w:sz w:val="18"/>
                               <w:szCs w:val="18"/>
-                              <w:lang w:val="es-ES"/>
                             </w:rPr>
                           </w:pPr>
                           <w:r>
@@ -1068,39 +990,28 @@
                               <w:bCs/>
                               <w:sz w:val="18"/>
                               <w:szCs w:val="18"/>
-                              <w:lang w:val="es-ES"/>
                             </w:rPr>
-                            <w:t>CA/AEC/1</w:t>
+                            <w:t>${</w:t>
                           </w:r>
+                          <w:proofErr w:type="spellStart"/>
                           <w:r>
                             <w:rPr>
                               <w:b/>
                               <w:bCs/>
                               <w:sz w:val="18"/>
                               <w:szCs w:val="18"/>
-                              <w:lang w:val="es-ES"/>
                             </w:rPr>
-                            <w:t>3</w:t>
+                            <w:t>numero_oficio</w:t>
                           </w:r>
+                          <w:proofErr w:type="spellEnd"/>
                           <w:r>
                             <w:rPr>
                               <w:b/>
                               <w:bCs/>
                               <w:sz w:val="18"/>
                               <w:szCs w:val="18"/>
-                              <w:lang w:val="es-ES"/>
                             </w:rPr>
-                            <w:t>20</w:t>
-                          </w:r>
-                          <w:r>
-                            <w:rPr>
-                              <w:b/>
-                              <w:bCs/>
-                              <w:sz w:val="18"/>
-                              <w:szCs w:val="18"/>
-                              <w:lang w:val="es-ES"/>
-                            </w:rPr>
-                            <w:t>/2026</w:t>
+                            <w:t>}</w:t>
                           </w:r>
                         </w:p>
                       </w:txbxContent>
@@ -1126,7 +1037,6 @@
                         <w:bCs/>
                         <w:sz w:val="18"/>
                         <w:szCs w:val="18"/>
-                        <w:lang w:val="es-ES"/>
                       </w:rPr>
                     </w:pPr>
                     <w:r>
@@ -1135,39 +1045,28 @@
                         <w:bCs/>
                         <w:sz w:val="18"/>
                         <w:szCs w:val="18"/>
-                        <w:lang w:val="es-ES"/>
                       </w:rPr>
-                      <w:t>CA/AEC/1</w:t>
+                      <w:t>${</w:t>
                     </w:r>
+                    <w:proofErr w:type="spellStart"/>
                     <w:r>
                       <w:rPr>
                         <w:b/>
                         <w:bCs/>
                         <w:sz w:val="18"/>
                         <w:szCs w:val="18"/>
-                        <w:lang w:val="es-ES"/>
                       </w:rPr>
-                      <w:t>3</w:t>
+                      <w:t>numero_oficio</w:t>
                     </w:r>
+                    <w:proofErr w:type="spellEnd"/>
                     <w:r>
                       <w:rPr>
                         <w:b/>
                         <w:bCs/>
                         <w:sz w:val="18"/>
                         <w:szCs w:val="18"/>
-                        <w:lang w:val="es-ES"/>
                       </w:rPr>
-                      <w:t>20</w:t>
-                    </w:r>
-                    <w:r>
-                      <w:rPr>
-                        <w:b/>
-                        <w:bCs/>
-                        <w:sz w:val="18"/>
-                        <w:szCs w:val="18"/>
-                        <w:lang w:val="es-ES"/>
-                      </w:rPr>
-                      <w:t>/2026</w:t>
+                      <w:t>}</w:t>
                     </w:r>
                   </w:p>
                 </w:txbxContent>
